--- a/06-学生侧材料/讲义/2026-06-23-醛酮羧酸.docx
+++ b/06-学生侧材料/讲义/2026-06-23-醛酮羧酸.docx
@@ -2,7 +2,7 @@
 <file path=word/document.xml><?xml version="1.0" encoding="utf-8"?>
 <w:document xmlns:w="http://schemas.openxmlformats.org/wordprocessingml/2006/main" xmlns:m="http://schemas.openxmlformats.org/officeDocument/2006/math" xmlns:r="http://schemas.openxmlformats.org/officeDocument/2006/relationships" xmlns:o="urn:schemas-microsoft-com:office:office" xmlns:v="urn:schemas-microsoft-com:vml" xmlns:w10="urn:schemas-microsoft-com:office:word" xmlns:a="http://schemas.openxmlformats.org/drawingml/2006/main" xmlns:pic="http://schemas.openxmlformats.org/drawingml/2006/picture" xmlns:wp="http://schemas.openxmlformats.org/drawingml/2006/wordprocessingDrawing">
   <w:body>
-    <w:bookmarkStart w:id="39" w:name="第六讲醛酮羧酸及其衍生物"/>
+    <w:bookmarkStart w:id="45" w:name="第六讲醛酮羧酸及其衍生物"/>
     <w:p>
       <w:pPr>
         <w:pStyle w:val="Heading1"/>
@@ -241,7 +241,7 @@
       </w:r>
     </w:p>
     <w:bookmarkEnd w:id="9"/>
-    <w:bookmarkStart w:id="21" w:name="一核心概念"/>
+    <w:bookmarkStart w:id="27" w:name="一核心概念"/>
     <w:p>
       <w:pPr>
         <w:pStyle w:val="Heading2"/>
@@ -253,7 +253,7 @@
         <w:t xml:space="preserve">一、核心概念</w:t>
       </w:r>
     </w:p>
-    <w:bookmarkStart w:id="14" w:name="醛与酮"/>
+    <w:bookmarkStart w:id="17" w:name="醛与酮"/>
     <w:p>
       <w:pPr>
         <w:pStyle w:val="Heading3"/>
@@ -423,12 +423,6 @@
         <w:pStyle w:val="BlockText"/>
       </w:pPr>
       <w:r>
-        <w:t xml:space="preserve">💡</w:t>
-      </w:r>
-      <w:r>
-        <w:t xml:space="preserve"> </w:t>
-      </w:r>
-      <w:r>
         <w:rPr>
           <w:rFonts w:hint="eastAsia" w:eastAsia="SimSun" w:ascii="Times New Roman" w:hAnsi="Times New Roman"/>
           <w:b/>
@@ -749,9 +743,6 @@
       <w:pPr>
         <w:pStyle w:val="BlockText"/>
       </w:pPr>
-      <w:r>
-        <w:t xml:space="preserve">💡 </w:t>
-      </w:r>
       <w:r>
         <w:rPr>
           <w:rFonts w:hint="eastAsia" w:eastAsia="SimSun" w:ascii="Times New Roman" w:hAnsi="Times New Roman"/>
@@ -835,7 +826,7 @@
           <w:p>
             <w:pPr>
               <w:pStyle w:val="Compact"/>
-              <w:jc w:val="left"/>
+              <w:jc w:val="center"/>
             </w:pPr>
             <w:r>
               <w:rPr>
@@ -851,7 +842,7 @@
           <w:p>
             <w:pPr>
               <w:pStyle w:val="Compact"/>
-              <w:jc w:val="left"/>
+              <w:jc w:val="center"/>
             </w:pPr>
             <w:r>
               <w:rPr>
@@ -867,7 +858,7 @@
           <w:p>
             <w:pPr>
               <w:pStyle w:val="Compact"/>
-              <w:jc w:val="left"/>
+              <w:jc w:val="center"/>
             </w:pPr>
             <w:r>
               <w:rPr>
@@ -885,7 +876,7 @@
           <w:p>
             <w:pPr>
               <w:pStyle w:val="Compact"/>
-              <w:jc w:val="left"/>
+              <w:jc w:val="center"/>
             </w:pPr>
             <w:r>
               <w:rPr>
@@ -900,7 +891,7 @@
           <w:p>
             <w:pPr>
               <w:pStyle w:val="Compact"/>
-              <w:jc w:val="left"/>
+              <w:jc w:val="center"/>
             </w:pPr>
             <w:r>
               <w:rPr>
@@ -915,7 +906,7 @@
           <w:p>
             <w:pPr>
               <w:pStyle w:val="Compact"/>
-              <w:jc w:val="left"/>
+              <w:jc w:val="center"/>
             </w:pPr>
             <w:r>
               <w:rPr>
@@ -932,7 +923,7 @@
           <w:p>
             <w:pPr>
               <w:pStyle w:val="Compact"/>
-              <w:jc w:val="left"/>
+              <w:jc w:val="center"/>
             </w:pPr>
             <w:r>
               <w:rPr>
@@ -947,7 +938,7 @@
           <w:p>
             <w:pPr>
               <w:pStyle w:val="Compact"/>
-              <w:jc w:val="left"/>
+              <w:jc w:val="center"/>
             </w:pPr>
             <w:r>
               <w:rPr>
@@ -962,7 +953,7 @@
           <w:p>
             <w:pPr>
               <w:pStyle w:val="Compact"/>
-              <w:jc w:val="left"/>
+              <w:jc w:val="center"/>
             </w:pPr>
             <w:r>
               <w:rPr>
@@ -979,7 +970,7 @@
           <w:p>
             <w:pPr>
               <w:pStyle w:val="Compact"/>
-              <w:jc w:val="left"/>
+              <w:jc w:val="center"/>
             </w:pPr>
             <w:r>
               <w:rPr>
@@ -994,7 +985,7 @@
           <w:p>
             <w:pPr>
               <w:pStyle w:val="Compact"/>
-              <w:jc w:val="left"/>
+              <w:jc w:val="center"/>
             </w:pPr>
             <w:r>
               <w:rPr>
@@ -1009,7 +1000,7 @@
           <w:p>
             <w:pPr>
               <w:pStyle w:val="Compact"/>
-              <w:jc w:val="left"/>
+              <w:jc w:val="center"/>
             </w:pPr>
             <w:r>
               <w:rPr>
@@ -1026,7 +1017,7 @@
           <w:p>
             <w:pPr>
               <w:pStyle w:val="Compact"/>
-              <w:jc w:val="left"/>
+              <w:jc w:val="center"/>
             </w:pPr>
             <w:r>
               <w:rPr>
@@ -1041,7 +1032,7 @@
           <w:p>
             <w:pPr>
               <w:pStyle w:val="Compact"/>
-              <w:jc w:val="left"/>
+              <w:jc w:val="center"/>
             </w:pPr>
             <w:r>
               <w:rPr>
@@ -1056,7 +1047,7 @@
           <w:p>
             <w:pPr>
               <w:pStyle w:val="Compact"/>
-              <w:jc w:val="left"/>
+              <w:jc w:val="center"/>
             </w:pPr>
             <w:r>
               <w:rPr>
@@ -1115,7 +1106,7 @@
           <w:p>
             <w:pPr>
               <w:pStyle w:val="Compact"/>
-              <w:jc w:val="left"/>
+              <w:jc w:val="center"/>
             </w:pPr>
             <w:r>
               <w:rPr>
@@ -1131,7 +1122,7 @@
           <w:p>
             <w:pPr>
               <w:pStyle w:val="Compact"/>
-              <w:jc w:val="left"/>
+              <w:jc w:val="center"/>
             </w:pPr>
             <w:r>
               <w:rPr>
@@ -1147,7 +1138,7 @@
           <w:p>
             <w:pPr>
               <w:pStyle w:val="Compact"/>
-              <w:jc w:val="left"/>
+              <w:jc w:val="center"/>
             </w:pPr>
             <w:r>
               <w:rPr>
@@ -1165,7 +1156,7 @@
           <w:p>
             <w:pPr>
               <w:pStyle w:val="Compact"/>
-              <w:jc w:val="left"/>
+              <w:jc w:val="center"/>
             </w:pPr>
             <w:r>
               <w:rPr>
@@ -1180,7 +1171,7 @@
           <w:p>
             <w:pPr>
               <w:pStyle w:val="Compact"/>
-              <w:jc w:val="left"/>
+              <w:jc w:val="center"/>
             </w:pPr>
             <w:r>
               <w:rPr>
@@ -1195,7 +1186,7 @@
           <w:p>
             <w:pPr>
               <w:pStyle w:val="Compact"/>
-              <w:jc w:val="left"/>
+              <w:jc w:val="center"/>
             </w:pPr>
             <w:r>
               <w:rPr>
@@ -1212,7 +1203,7 @@
           <w:p>
             <w:pPr>
               <w:pStyle w:val="Compact"/>
-              <w:jc w:val="left"/>
+              <w:jc w:val="center"/>
             </w:pPr>
             <w:r>
               <w:rPr>
@@ -1227,7 +1218,7 @@
           <w:p>
             <w:pPr>
               <w:pStyle w:val="Compact"/>
-              <w:jc w:val="left"/>
+              <w:jc w:val="center"/>
             </w:pPr>
             <w:r>
               <w:rPr>
@@ -1242,7 +1233,7 @@
           <w:p>
             <w:pPr>
               <w:pStyle w:val="Compact"/>
-              <w:jc w:val="left"/>
+              <w:jc w:val="center"/>
             </w:pPr>
             <w:r>
               <w:rPr>
@@ -1267,7 +1258,7 @@
           <w:p>
             <w:pPr>
               <w:pStyle w:val="Compact"/>
-              <w:jc w:val="left"/>
+              <w:jc w:val="center"/>
             </w:pPr>
             <w:r>
               <w:rPr>
@@ -1282,7 +1273,7 @@
           <w:p>
             <w:pPr>
               <w:pStyle w:val="Compact"/>
-              <w:jc w:val="left"/>
+              <w:jc w:val="center"/>
             </w:pPr>
             <w:r>
               <w:rPr>
@@ -1297,7 +1288,7 @@
           <w:p>
             <w:pPr>
               <w:pStyle w:val="Compact"/>
-              <w:jc w:val="left"/>
+              <w:jc w:val="center"/>
             </w:pPr>
             <w:r>
               <w:rPr>
@@ -1437,7 +1428,7 @@
           <w:p>
             <w:pPr>
               <w:pStyle w:val="Compact"/>
-              <w:jc w:val="left"/>
+              <w:jc w:val="center"/>
             </w:pPr>
             <w:r>
               <w:rPr>
@@ -1453,7 +1444,7 @@
           <w:p>
             <w:pPr>
               <w:pStyle w:val="Compact"/>
-              <w:jc w:val="left"/>
+              <w:jc w:val="center"/>
             </w:pPr>
             <w:r>
               <w:rPr>
@@ -1469,7 +1460,7 @@
           <w:p>
             <w:pPr>
               <w:pStyle w:val="Compact"/>
-              <w:jc w:val="left"/>
+              <w:jc w:val="center"/>
             </w:pPr>
             <w:r>
               <w:rPr>
@@ -1487,7 +1478,7 @@
           <w:p>
             <w:pPr>
               <w:pStyle w:val="Compact"/>
-              <w:jc w:val="left"/>
+              <w:jc w:val="center"/>
             </w:pPr>
             <w:r>
               <w:rPr>
@@ -1508,7 +1499,7 @@
           <w:p>
             <w:pPr>
               <w:pStyle w:val="Compact"/>
-              <w:jc w:val="left"/>
+              <w:jc w:val="center"/>
             </w:pPr>
             <w:r>
               <w:rPr>
@@ -1523,7 +1514,7 @@
           <w:p>
             <w:pPr>
               <w:pStyle w:val="Compact"/>
-              <w:jc w:val="left"/>
+              <w:jc w:val="center"/>
             </w:pPr>
             <w:r>
               <w:rPr>
@@ -1540,7 +1531,7 @@
           <w:p>
             <w:pPr>
               <w:pStyle w:val="Compact"/>
-              <w:jc w:val="left"/>
+              <w:jc w:val="center"/>
             </w:pPr>
             <w:r>
               <w:rPr>
@@ -1555,7 +1546,7 @@
           <w:p>
             <w:pPr>
               <w:pStyle w:val="Compact"/>
-              <w:jc w:val="left"/>
+              <w:jc w:val="center"/>
             </w:pPr>
             <w:r>
               <w:rPr>
@@ -1570,7 +1561,7 @@
           <w:p>
             <w:pPr>
               <w:pStyle w:val="Compact"/>
-              <w:jc w:val="left"/>
+              <w:jc w:val="center"/>
             </w:pPr>
             <w:r>
               <w:rPr>
@@ -1587,7 +1578,7 @@
           <w:p>
             <w:pPr>
               <w:pStyle w:val="Compact"/>
-              <w:jc w:val="left"/>
+              <w:jc w:val="center"/>
             </w:pPr>
             <w:r>
               <w:rPr>
@@ -1602,7 +1593,7 @@
           <w:p>
             <w:pPr>
               <w:pStyle w:val="Compact"/>
-              <w:jc w:val="left"/>
+              <w:jc w:val="center"/>
             </w:pPr>
             <w:r>
               <w:rPr>
@@ -1617,7 +1608,7 @@
           <w:p>
             <w:pPr>
               <w:pStyle w:val="Compact"/>
-              <w:jc w:val="left"/>
+              <w:jc w:val="center"/>
             </w:pPr>
             <w:r>
               <w:rPr>
@@ -1634,7 +1625,7 @@
           <w:p>
             <w:pPr>
               <w:pStyle w:val="Compact"/>
-              <w:jc w:val="left"/>
+              <w:jc w:val="center"/>
             </w:pPr>
             <w:r>
               <w:rPr>
@@ -1649,7 +1640,7 @@
           <w:p>
             <w:pPr>
               <w:pStyle w:val="Compact"/>
-              <w:jc w:val="left"/>
+              <w:jc w:val="center"/>
             </w:pPr>
             <w:r>
               <w:rPr>
@@ -1664,7 +1655,7 @@
           <w:p>
             <w:pPr>
               <w:pStyle w:val="Compact"/>
-              <w:jc w:val="left"/>
+              <w:jc w:val="center"/>
             </w:pPr>
             <w:r>
               <w:rPr>
@@ -1681,7 +1672,7 @@
           <w:p>
             <w:pPr>
               <w:pStyle w:val="Compact"/>
-              <w:jc w:val="left"/>
+              <w:jc w:val="center"/>
             </w:pPr>
             <w:r>
               <w:rPr>
@@ -1696,7 +1687,7 @@
           <w:p>
             <w:pPr>
               <w:pStyle w:val="Compact"/>
-              <w:jc w:val="left"/>
+              <w:jc w:val="center"/>
             </w:pPr>
             <w:r>
               <w:rPr>
@@ -1711,7 +1702,7 @@
           <w:p>
             <w:pPr>
               <w:pStyle w:val="Compact"/>
-              <w:jc w:val="left"/>
+              <w:jc w:val="center"/>
             </w:pPr>
             <w:r>
               <w:rPr>
@@ -1730,7 +1721,7 @@
           <w:p>
             <w:pPr>
               <w:pStyle w:val="Compact"/>
-              <w:jc w:val="left"/>
+              <w:jc w:val="center"/>
             </w:pPr>
             <w:r>
               <w:rPr>
@@ -1745,7 +1736,7 @@
           <w:p>
             <w:pPr>
               <w:pStyle w:val="Compact"/>
-              <w:jc w:val="left"/>
+              <w:jc w:val="center"/>
             </w:pPr>
             <w:r>
               <w:rPr>
@@ -1760,7 +1751,7 @@
           <w:p>
             <w:pPr>
               <w:pStyle w:val="Compact"/>
-              <w:jc w:val="left"/>
+              <w:jc w:val="center"/>
             </w:pPr>
             <w:r>
               <w:rPr>
@@ -1776,12 +1767,6 @@
       <w:pPr>
         <w:pStyle w:val="BlockText"/>
       </w:pPr>
-      <w:r>
-        <w:t xml:space="preserve">⚠️</w:t>
-      </w:r>
-      <w:r>
-        <w:t xml:space="preserve"> </w:t>
-      </w:r>
       <w:r>
         <w:rPr>
           <w:rFonts w:hint="eastAsia" w:eastAsia="SimSun" w:ascii="Times New Roman" w:hAnsi="Times New Roman"/>
@@ -1894,7 +1879,7 @@
           <w:p>
             <w:pPr>
               <w:pStyle w:val="Compact"/>
-              <w:jc w:val="left"/>
+              <w:jc w:val="center"/>
             </w:pPr>
             <w:r>
               <w:rPr>
@@ -1910,7 +1895,7 @@
           <w:p>
             <w:pPr>
               <w:pStyle w:val="Compact"/>
-              <w:jc w:val="left"/>
+              <w:jc w:val="center"/>
             </w:pPr>
             <w:r>
               <w:rPr>
@@ -1926,7 +1911,7 @@
           <w:p>
             <w:pPr>
               <w:pStyle w:val="Compact"/>
-              <w:jc w:val="left"/>
+              <w:jc w:val="center"/>
             </w:pPr>
             <w:r>
               <w:rPr>
@@ -1944,7 +1929,7 @@
           <w:p>
             <w:pPr>
               <w:pStyle w:val="Compact"/>
-              <w:jc w:val="left"/>
+              <w:jc w:val="center"/>
             </w:pPr>
             <w:r>
               <w:rPr>
@@ -1959,7 +1944,7 @@
           <w:p>
             <w:pPr>
               <w:pStyle w:val="Compact"/>
-              <w:jc w:val="left"/>
+              <w:jc w:val="center"/>
             </w:pPr>
             <w:r>
               <w:rPr>
@@ -1974,7 +1959,7 @@
           <w:p>
             <w:pPr>
               <w:pStyle w:val="Compact"/>
-              <w:jc w:val="left"/>
+              <w:jc w:val="center"/>
             </w:pPr>
             <w:r>
               <w:rPr>
@@ -1991,7 +1976,7 @@
           <w:p>
             <w:pPr>
               <w:pStyle w:val="Compact"/>
-              <w:jc w:val="left"/>
+              <w:jc w:val="center"/>
             </w:pPr>
             <w:r>
               <w:rPr>
@@ -2006,7 +1991,7 @@
           <w:p>
             <w:pPr>
               <w:pStyle w:val="Compact"/>
-              <w:jc w:val="left"/>
+              <w:jc w:val="center"/>
             </w:pPr>
             <w:r>
               <w:rPr>
@@ -2035,7 +2020,7 @@
           <w:p>
             <w:pPr>
               <w:pStyle w:val="Compact"/>
-              <w:jc w:val="left"/>
+              <w:jc w:val="center"/>
             </w:pPr>
             <w:r>
               <w:rPr>
@@ -2060,12 +2045,6 @@
         <w:pStyle w:val="BlockText"/>
       </w:pPr>
       <w:r>
-        <w:t xml:space="preserve">💡</w:t>
-      </w:r>
-      <w:r>
-        <w:t xml:space="preserve"> </w:t>
-      </w:r>
-      <w:r>
         <w:rPr>
           <w:rFonts w:hint="eastAsia" w:eastAsia="SimSun" w:ascii="Times New Roman" w:hAnsi="Times New Roman"/>
           <w:b/>
@@ -2150,7 +2129,7 @@
       </w:r>
     </w:p>
     <w:bookmarkEnd w:id="12"/>
-    <w:bookmarkStart w:id="13" w:name="α-h的反应"/>
+    <w:bookmarkStart w:id="16" w:name="α-h的反应"/>
     <w:p>
       <w:pPr>
         <w:pStyle w:val="Heading4"/>
@@ -2205,7 +2184,7 @@
           <w:p>
             <w:pPr>
               <w:pStyle w:val="Compact"/>
-              <w:jc w:val="left"/>
+              <w:jc w:val="center"/>
             </w:pPr>
             <w:r>
               <w:rPr>
@@ -2221,7 +2200,7 @@
           <w:p>
             <w:pPr>
               <w:pStyle w:val="Compact"/>
-              <w:jc w:val="left"/>
+              <w:jc w:val="center"/>
             </w:pPr>
             <w:r>
               <w:rPr>
@@ -2237,7 +2216,7 @@
           <w:p>
             <w:pPr>
               <w:pStyle w:val="Compact"/>
-              <w:jc w:val="left"/>
+              <w:jc w:val="center"/>
             </w:pPr>
             <w:r>
               <w:rPr>
@@ -2255,7 +2234,7 @@
           <w:p>
             <w:pPr>
               <w:pStyle w:val="Compact"/>
-              <w:jc w:val="left"/>
+              <w:jc w:val="center"/>
             </w:pPr>
             <w:r>
               <w:rPr>
@@ -2270,7 +2249,7 @@
           <w:p>
             <w:pPr>
               <w:pStyle w:val="Compact"/>
-              <w:jc w:val="left"/>
+              <w:jc w:val="center"/>
             </w:pPr>
             <w:r>
               <w:rPr>
@@ -2285,7 +2264,7 @@
           <w:p>
             <w:pPr>
               <w:pStyle w:val="Compact"/>
-              <w:jc w:val="left"/>
+              <w:jc w:val="center"/>
             </w:pPr>
             <w:r>
               <w:rPr>
@@ -2302,7 +2281,7 @@
           <w:p>
             <w:pPr>
               <w:pStyle w:val="Compact"/>
-              <w:jc w:val="left"/>
+              <w:jc w:val="center"/>
             </w:pPr>
             <w:r>
               <w:rPr>
@@ -2317,7 +2296,7 @@
           <w:p>
             <w:pPr>
               <w:pStyle w:val="Compact"/>
-              <w:jc w:val="left"/>
+              <w:jc w:val="center"/>
             </w:pPr>
             <w:r>
               <w:rPr>
@@ -2332,7 +2311,7 @@
           <w:p>
             <w:pPr>
               <w:pStyle w:val="Compact"/>
-              <w:jc w:val="left"/>
+              <w:jc w:val="center"/>
             </w:pPr>
             <w:r>
               <w:rPr>
@@ -2453,6 +2432,162 @@
       </w:r>
       <w:r>
         <w:t xml:space="preserve">⭐⭐⭐⭐⭐</w:t>
+      </w:r>
+    </w:p>
+    <w:p>
+      <w:pPr>
+        <w:pStyle w:val="BodyText"/>
+        <w:jc w:val="center"/>
+      </w:pPr>
+      <w:r>
+        <w:rPr>
+          <w:b w:val="0"/>
+          <w:i w:val="0"/>
+          <w:sz w:val="21"/>
+        </w:rPr>
+        <w:drawing>
+          <wp:inline>
+            <wp:extent cx="5334000" cy="1765478"/>
+            <wp:effectExtent b="0" l="0" r="0" t="0"/>
+            <wp:docPr descr="碱催化羟醛缩合机理" title="" id="14" name="Picture"/>
+            <a:graphic>
+              <a:graphicData uri="http://schemas.openxmlformats.org/drawingml/2006/picture">
+                <pic:pic>
+                  <pic:nvPicPr>
+                    <pic:cNvPr descr="media/base-catalysed-aldol.svg" id="15" name="Picture"/>
+                    <pic:cNvPicPr>
+                      <a:picLocks noChangeArrowheads="1" noChangeAspect="1"/>
+                    </pic:cNvPicPr>
+                  </pic:nvPicPr>
+                  <pic:blipFill>
+                    <a:blip>
+                      <a:extLst>
+                        <a:ext uri="{28A0092B-C50C-407E-A947-70E740481C1C}">
+                          <a14:useLocalDpi xmlns:a14="http://schemas.microsoft.com/office/drawing/2010/main" val="0"/>
+                        </a:ext>
+                        <a:ext uri="{96DAC541-7B7A-43D3-8B79-37D633B846F1}">
+                          <asvg:svgBlip xmlns:asvg="http://schemas.microsoft.com/office/drawing/2016/SVG/main" r:embed="rId13"/>
+                        </a:ext>
+                      </a:extLst>
+                    </a:blip>
+                    <a:stretch>
+                      <a:fillRect/>
+                    </a:stretch>
+                  </pic:blipFill>
+                  <pic:spPr bwMode="auto">
+                    <a:xfrm>
+                      <a:off x="0" y="0"/>
+                      <a:ext cx="5334000" cy="1765478"/>
+                    </a:xfrm>
+                    <a:prstGeom prst="rect">
+                      <a:avLst/>
+                    </a:prstGeom>
+                    <a:noFill/>
+                    <a:ln w="9525">
+                      <a:noFill/>
+                      <a:headEnd/>
+                      <a:tailEnd/>
+                    </a:ln>
+                  </pic:spPr>
+                </pic:pic>
+              </a:graphicData>
+            </a:graphic>
+          </wp:inline>
+        </w:drawing>
+      </w:r>
+      <w:r>
+        <w:rPr>
+          <w:b w:val="0"/>
+          <w:i w:val="0"/>
+          <w:sz w:val="21"/>
+        </w:rPr>
+        <w:t xml:space="preserve"> </w:t>
+      </w:r>
+      <w:r>
+        <w:rPr>
+          <w:rFonts w:hint="eastAsia" w:eastAsia="FangSong" w:ascii="Times New Roman" w:hAnsi="Times New Roman"/>
+          <w:b w:val="0"/>
+          <w:i w:val="0"/>
+          <w:iCs/>
+          <w:sz w:val="21"/>
+        </w:rPr>
+        <w:t xml:space="preserve">图</w:t>
+      </w:r>
+      <w:r>
+        <w:rPr>
+          <w:b w:val="0"/>
+          <w:i w:val="0"/>
+          <w:iCs/>
+          <w:sz w:val="21"/>
+        </w:rPr>
+        <w:t xml:space="preserve"> </w:t>
+      </w:r>
+      <w:r>
+        <w:rPr>
+          <w:rFonts w:hint="eastAsia" w:eastAsia="FangSong" w:ascii="Times New Roman" w:hAnsi="Times New Roman"/>
+          <w:b w:val="0"/>
+          <w:i w:val="0"/>
+          <w:iCs/>
+          <w:sz w:val="21"/>
+        </w:rPr>
+        <w:t xml:space="preserve">碱催化羟醛缩合的完整机理。首先碱夺取</w:t>
+      </w:r>
+      <w:r>
+        <w:rPr>
+          <w:b w:val="0"/>
+          <w:i w:val="0"/>
+          <w:iCs/>
+          <w:sz w:val="21"/>
+        </w:rPr>
+        <w:t xml:space="preserve"> α-H </w:t>
+      </w:r>
+      <w:r>
+        <w:rPr>
+          <w:rFonts w:hint="eastAsia" w:eastAsia="FangSong" w:ascii="Times New Roman" w:hAnsi="Times New Roman"/>
+          <w:b w:val="0"/>
+          <w:i w:val="0"/>
+          <w:iCs/>
+          <w:sz w:val="21"/>
+        </w:rPr>
+        <w:t xml:space="preserve">形成烯醇负离子，然后烯醇负离子进攻另一分子醛的羰基碳，形成烷氧负离子中间体，最后质子化得到</w:t>
+      </w:r>
+      <w:r>
+        <w:rPr>
+          <w:b w:val="0"/>
+          <w:i w:val="0"/>
+          <w:iCs/>
+          <w:sz w:val="21"/>
+        </w:rPr>
+        <w:t xml:space="preserve"> </w:t>
+      </w:r>
+      <w:r>
+        <w:rPr>
+          <w:rFonts w:hint="eastAsia" w:eastAsia="FangSong" w:ascii="Times New Roman" w:hAnsi="Times New Roman"/>
+          <w:b w:val="0"/>
+          <w:i w:val="0"/>
+          <w:iCs/>
+          <w:sz w:val="21"/>
+        </w:rPr>
+        <w:t xml:space="preserve">β-羟基醛（Wikimedia</w:t>
+      </w:r>
+      <w:r>
+        <w:rPr>
+          <w:b w:val="0"/>
+          <w:i w:val="0"/>
+          <w:iCs/>
+          <w:sz w:val="21"/>
+        </w:rPr>
+        <w:t xml:space="preserve"> </w:t>
+      </w:r>
+      <w:r>
+        <w:rPr>
+          <w:rFonts w:hint="eastAsia" w:eastAsia="FangSong" w:ascii="Times New Roman" w:hAnsi="Times New Roman"/>
+          <w:b w:val="0"/>
+          <w:i w:val="0"/>
+          <w:iCs/>
+          <w:sz w:val="21"/>
+        </w:rPr>
+        <w:t xml:space="preserve">Commons）</w:t>
       </w:r>
     </w:p>
     <w:p>
@@ -2605,7 +2740,7 @@
           <w:p>
             <w:pPr>
               <w:pStyle w:val="Compact"/>
-              <w:jc w:val="left"/>
+              <w:jc w:val="center"/>
             </w:pPr>
             <w:r>
               <w:rPr>
@@ -2621,7 +2756,7 @@
           <w:p>
             <w:pPr>
               <w:pStyle w:val="Compact"/>
-              <w:jc w:val="left"/>
+              <w:jc w:val="center"/>
             </w:pPr>
             <w:r>
               <w:rPr>
@@ -2637,7 +2772,7 @@
           <w:p>
             <w:pPr>
               <w:pStyle w:val="Compact"/>
-              <w:jc w:val="left"/>
+              <w:jc w:val="center"/>
             </w:pPr>
             <w:r>
               <w:rPr>
@@ -2655,7 +2790,7 @@
           <w:p>
             <w:pPr>
               <w:pStyle w:val="Compact"/>
-              <w:jc w:val="left"/>
+              <w:jc w:val="center"/>
             </w:pPr>
             <w:r>
               <w:rPr>
@@ -2670,7 +2805,7 @@
           <w:p>
             <w:pPr>
               <w:pStyle w:val="Compact"/>
-              <w:jc w:val="left"/>
+              <w:jc w:val="center"/>
             </w:pPr>
             <w:r>
               <w:rPr>
@@ -2697,7 +2832,7 @@
           <w:p>
             <w:pPr>
               <w:pStyle w:val="Compact"/>
-              <w:jc w:val="left"/>
+              <w:jc w:val="center"/>
             </w:pPr>
             <w:r>
               <w:rPr>
@@ -2714,7 +2849,7 @@
           <w:p>
             <w:pPr>
               <w:pStyle w:val="Compact"/>
-              <w:jc w:val="left"/>
+              <w:jc w:val="center"/>
             </w:pPr>
             <w:r>
               <w:rPr>
@@ -2741,7 +2876,7 @@
           <w:p>
             <w:pPr>
               <w:pStyle w:val="Compact"/>
-              <w:jc w:val="left"/>
+              <w:jc w:val="center"/>
             </w:pPr>
             <w:r>
               <w:rPr>
@@ -2756,7 +2891,7 @@
           <w:p>
             <w:pPr>
               <w:pStyle w:val="Compact"/>
-              <w:jc w:val="left"/>
+              <w:jc w:val="center"/>
             </w:pPr>
             <w:r>
               <w:rPr>
@@ -2773,7 +2908,7 @@
           <w:p>
             <w:pPr>
               <w:pStyle w:val="Compact"/>
-              <w:jc w:val="left"/>
+              <w:jc w:val="center"/>
             </w:pPr>
             <w:r>
               <w:rPr>
@@ -2788,7 +2923,7 @@
           <w:p>
             <w:pPr>
               <w:pStyle w:val="Compact"/>
-              <w:jc w:val="left"/>
+              <w:jc w:val="center"/>
             </w:pPr>
             <w:r>
               <w:rPr>
@@ -2803,7 +2938,7 @@
           <w:p>
             <w:pPr>
               <w:pStyle w:val="Compact"/>
-              <w:jc w:val="left"/>
+              <w:jc w:val="center"/>
             </w:pPr>
             <w:r>
               <w:rPr>
@@ -2819,12 +2954,6 @@
       <w:pPr>
         <w:pStyle w:val="BlockText"/>
       </w:pPr>
-      <w:r>
-        <w:t xml:space="preserve">⚠️</w:t>
-      </w:r>
-      <w:r>
-        <w:t xml:space="preserve"> </w:t>
-      </w:r>
       <w:r>
         <w:rPr>
           <w:rFonts w:hint="eastAsia" w:eastAsia="SimSun" w:ascii="Times New Roman" w:hAnsi="Times New Roman"/>
@@ -2871,9 +3000,9 @@
         </w:pict>
       </w:r>
     </w:p>
-    <w:bookmarkEnd w:id="13"/>
-    <w:bookmarkEnd w:id="14"/>
-    <w:bookmarkStart w:id="20" w:name="羧酸及其衍生物"/>
+    <w:bookmarkEnd w:id="16"/>
+    <w:bookmarkEnd w:id="17"/>
+    <w:bookmarkStart w:id="26" w:name="羧酸及其衍生物"/>
     <w:p>
       <w:pPr>
         <w:pStyle w:val="Heading3"/>
@@ -2888,7 +3017,7 @@
         <w:t xml:space="preserve">羧酸及其衍生物</w:t>
       </w:r>
     </w:p>
-    <w:bookmarkStart w:id="15" w:name="结构与活性顺序"/>
+    <w:bookmarkStart w:id="18" w:name="结构与活性顺序"/>
     <w:p>
       <w:pPr>
         <w:pStyle w:val="Heading4"/>
@@ -3174,8 +3303,8 @@
         <w:t xml:space="preserve">最不活泼</w:t>
       </w:r>
     </w:p>
-    <w:bookmarkEnd w:id="15"/>
-    <w:bookmarkStart w:id="16" w:name="羧酸的化学性质"/>
+    <w:bookmarkEnd w:id="18"/>
+    <w:bookmarkStart w:id="19" w:name="羧酸的化学性质"/>
     <w:p>
       <w:pPr>
         <w:pStyle w:val="Heading4"/>
@@ -3413,7 +3542,7 @@
           <w:p>
             <w:pPr>
               <w:pStyle w:val="Compact"/>
-              <w:jc w:val="left"/>
+              <w:jc w:val="center"/>
             </w:pPr>
             <w:r>
               <w:rPr>
@@ -3429,7 +3558,7 @@
           <w:p>
             <w:pPr>
               <w:pStyle w:val="Compact"/>
-              <w:jc w:val="left"/>
+              <w:jc w:val="center"/>
             </w:pPr>
             <w:r>
               <w:rPr>
@@ -3445,7 +3574,7 @@
           <w:p>
             <w:pPr>
               <w:pStyle w:val="Compact"/>
-              <w:jc w:val="left"/>
+              <w:jc w:val="center"/>
             </w:pPr>
             <w:r>
               <w:rPr>
@@ -3463,7 +3592,7 @@
           <w:p>
             <w:pPr>
               <w:pStyle w:val="Compact"/>
-              <w:jc w:val="left"/>
+              <w:jc w:val="center"/>
             </w:pPr>
             <w:r>
               <w:rPr>
@@ -3478,7 +3607,7 @@
           <w:p>
             <w:pPr>
               <w:pStyle w:val="Compact"/>
-              <w:jc w:val="left"/>
+              <w:jc w:val="center"/>
             </w:pPr>
             <w:r>
               <w:rPr>
@@ -3493,7 +3622,7 @@
           <w:p>
             <w:pPr>
               <w:pStyle w:val="Compact"/>
-              <w:jc w:val="left"/>
+              <w:jc w:val="center"/>
             </w:pPr>
             <w:r>
               <w:rPr>
@@ -3510,7 +3639,7 @@
           <w:p>
             <w:pPr>
               <w:pStyle w:val="Compact"/>
-              <w:jc w:val="left"/>
+              <w:jc w:val="center"/>
             </w:pPr>
             <w:r>
               <w:rPr>
@@ -3525,7 +3654,7 @@
           <w:p>
             <w:pPr>
               <w:pStyle w:val="Compact"/>
-              <w:jc w:val="left"/>
+              <w:jc w:val="center"/>
             </w:pPr>
             <w:r>
               <w:rPr>
@@ -3540,7 +3669,7 @@
           <w:p>
             <w:pPr>
               <w:pStyle w:val="Compact"/>
-              <w:jc w:val="left"/>
+              <w:jc w:val="center"/>
             </w:pPr>
             <w:r>
               <w:rPr>
@@ -3557,12 +3686,6 @@
         <w:pStyle w:val="BlockText"/>
       </w:pPr>
       <w:r>
-        <w:t xml:space="preserve">💡</w:t>
-      </w:r>
-      <w:r>
-        <w:t xml:space="preserve"> </w:t>
-      </w:r>
-      <w:r>
         <w:rPr>
           <w:rFonts w:hint="eastAsia" w:eastAsia="SimSun" w:ascii="Times New Roman" w:hAnsi="Times New Roman"/>
           <w:b/>
@@ -3647,8 +3770,8 @@
         <w:t xml:space="preserve">NH₄Cl（酰胺，由酰氯制）</w:t>
       </w:r>
     </w:p>
-    <w:bookmarkEnd w:id="16"/>
-    <w:bookmarkStart w:id="17" w:name="羧酸衍生物的亲核加成-消除"/>
+    <w:bookmarkEnd w:id="19"/>
+    <w:bookmarkStart w:id="23" w:name="羧酸衍生物的亲核加成-消除"/>
     <w:p>
       <w:pPr>
         <w:pStyle w:val="Heading4"/>
@@ -3743,7 +3866,7 @@
           <w:p>
             <w:pPr>
               <w:pStyle w:val="Compact"/>
-              <w:jc w:val="left"/>
+              <w:jc w:val="center"/>
             </w:pPr>
             <w:r>
               <w:rPr>
@@ -3759,7 +3882,7 @@
           <w:p>
             <w:pPr>
               <w:pStyle w:val="Compact"/>
-              <w:jc w:val="left"/>
+              <w:jc w:val="center"/>
             </w:pPr>
             <w:r>
               <w:rPr>
@@ -3775,7 +3898,7 @@
           <w:p>
             <w:pPr>
               <w:pStyle w:val="Compact"/>
-              <w:jc w:val="left"/>
+              <w:jc w:val="center"/>
             </w:pPr>
             <w:r>
               <w:rPr>
@@ -3793,7 +3916,7 @@
           <w:p>
             <w:pPr>
               <w:pStyle w:val="Compact"/>
-              <w:jc w:val="left"/>
+              <w:jc w:val="center"/>
             </w:pPr>
             <w:r>
               <w:rPr>
@@ -3808,7 +3931,7 @@
           <w:p>
             <w:pPr>
               <w:pStyle w:val="Compact"/>
-              <w:jc w:val="left"/>
+              <w:jc w:val="center"/>
             </w:pPr>
             <w:r>
               <w:rPr>
@@ -3823,7 +3946,7 @@
           <w:p>
             <w:pPr>
               <w:pStyle w:val="Compact"/>
-              <w:jc w:val="left"/>
+              <w:jc w:val="center"/>
             </w:pPr>
             <w:r>
               <w:rPr>
@@ -3846,7 +3969,7 @@
           <w:p>
             <w:pPr>
               <w:pStyle w:val="Compact"/>
-              <w:jc w:val="left"/>
+              <w:jc w:val="center"/>
             </w:pPr>
             <w:r>
               <w:rPr>
@@ -3861,7 +3984,7 @@
           <w:p>
             <w:pPr>
               <w:pStyle w:val="Compact"/>
-              <w:jc w:val="left"/>
+              <w:jc w:val="center"/>
             </w:pPr>
             <w:r>
               <w:rPr>
@@ -3876,7 +3999,7 @@
           <w:p>
             <w:pPr>
               <w:pStyle w:val="Compact"/>
-              <w:jc w:val="left"/>
+              <w:jc w:val="center"/>
             </w:pPr>
             <w:r>
               <w:rPr>
@@ -3899,7 +4022,7 @@
           <w:p>
             <w:pPr>
               <w:pStyle w:val="Compact"/>
-              <w:jc w:val="left"/>
+              <w:jc w:val="center"/>
             </w:pPr>
             <w:r>
               <w:rPr>
@@ -3914,7 +4037,7 @@
           <w:p>
             <w:pPr>
               <w:pStyle w:val="Compact"/>
-              <w:jc w:val="left"/>
+              <w:jc w:val="center"/>
             </w:pPr>
             <w:r>
               <w:rPr>
@@ -3941,7 +4064,7 @@
           <w:p>
             <w:pPr>
               <w:pStyle w:val="Compact"/>
-              <w:jc w:val="left"/>
+              <w:jc w:val="center"/>
             </w:pPr>
             <w:r>
               <w:rPr>
@@ -3964,7 +4087,7 @@
           <w:p>
             <w:pPr>
               <w:pStyle w:val="Compact"/>
-              <w:jc w:val="left"/>
+              <w:jc w:val="center"/>
             </w:pPr>
             <w:r>
               <w:rPr>
@@ -3979,7 +4102,7 @@
           <w:p>
             <w:pPr>
               <w:pStyle w:val="Compact"/>
-              <w:jc w:val="left"/>
+              <w:jc w:val="center"/>
             </w:pPr>
             <w:r>
               <w:rPr>
@@ -3994,7 +4117,7 @@
           <w:p>
             <w:pPr>
               <w:pStyle w:val="Compact"/>
-              <w:jc w:val="left"/>
+              <w:jc w:val="center"/>
             </w:pPr>
             <w:r>
               <w:rPr>
@@ -4023,6 +4146,153 @@
       </w:r>
       <w:r>
         <w:t xml:space="preserve">⭐⭐⭐⭐⭐</w:t>
+      </w:r>
+    </w:p>
+    <w:p>
+      <w:pPr>
+        <w:pStyle w:val="BodyText"/>
+        <w:jc w:val="center"/>
+      </w:pPr>
+      <w:r>
+        <w:rPr>
+          <w:b w:val="0"/>
+          <w:i w:val="0"/>
+          <w:sz w:val="21"/>
+        </w:rPr>
+        <w:drawing>
+          <wp:inline>
+            <wp:extent cx="5334000" cy="896112"/>
+            <wp:effectExtent b="0" l="0" r="0" t="0"/>
+            <wp:docPr descr="Claisen 缩合——两分子酯在强碱作用下形成 β-酮酸酯" title="" id="21" name="Picture"/>
+            <a:graphic>
+              <a:graphicData uri="http://schemas.openxmlformats.org/drawingml/2006/picture">
+                <pic:pic>
+                  <pic:nvPicPr>
+                    <pic:cNvPr descr="media/claisen-condensation.png" id="22" name="Picture"/>
+                    <pic:cNvPicPr>
+                      <a:picLocks noChangeArrowheads="1" noChangeAspect="1"/>
+                    </pic:cNvPicPr>
+                  </pic:nvPicPr>
+                  <pic:blipFill>
+                    <a:blip r:embed="rId20"/>
+                    <a:stretch>
+                      <a:fillRect/>
+                    </a:stretch>
+                  </pic:blipFill>
+                  <pic:spPr bwMode="auto">
+                    <a:xfrm>
+                      <a:off x="0" y="0"/>
+                      <a:ext cx="5334000" cy="896112"/>
+                    </a:xfrm>
+                    <a:prstGeom prst="rect">
+                      <a:avLst/>
+                    </a:prstGeom>
+                    <a:noFill/>
+                    <a:ln w="9525">
+                      <a:noFill/>
+                      <a:headEnd/>
+                      <a:tailEnd/>
+                    </a:ln>
+                  </pic:spPr>
+                </pic:pic>
+              </a:graphicData>
+            </a:graphic>
+          </wp:inline>
+        </w:drawing>
+      </w:r>
+      <w:r>
+        <w:rPr>
+          <w:b w:val="0"/>
+          <w:i w:val="0"/>
+          <w:sz w:val="21"/>
+        </w:rPr>
+        <w:t xml:space="preserve"> </w:t>
+      </w:r>
+      <w:r>
+        <w:rPr>
+          <w:rFonts w:hint="eastAsia" w:eastAsia="FangSong" w:ascii="Times New Roman" w:hAnsi="Times New Roman"/>
+          <w:b w:val="0"/>
+          <w:i w:val="0"/>
+          <w:iCs/>
+          <w:sz w:val="21"/>
+        </w:rPr>
+        <w:t xml:space="preserve">图</w:t>
+      </w:r>
+      <w:r>
+        <w:rPr>
+          <w:b w:val="0"/>
+          <w:i w:val="0"/>
+          <w:iCs/>
+          <w:sz w:val="21"/>
+        </w:rPr>
+        <w:t xml:space="preserve"> Claisen </w:t>
+      </w:r>
+      <w:r>
+        <w:rPr>
+          <w:rFonts w:hint="eastAsia" w:eastAsia="FangSong" w:ascii="Times New Roman" w:hAnsi="Times New Roman"/>
+          <w:b w:val="0"/>
+          <w:i w:val="0"/>
+          <w:iCs/>
+          <w:sz w:val="21"/>
+        </w:rPr>
+        <w:t xml:space="preserve">缩合反应的通式。两分子酯在强碱（如</w:t>
+      </w:r>
+      <w:r>
+        <w:rPr>
+          <w:b w:val="0"/>
+          <w:i w:val="0"/>
+          <w:iCs/>
+          <w:sz w:val="21"/>
+        </w:rPr>
+        <w:t xml:space="preserve"> </w:t>
+      </w:r>
+      <w:r>
+        <w:rPr>
+          <w:rFonts w:hint="eastAsia" w:eastAsia="FangSong" w:ascii="Times New Roman" w:hAnsi="Times New Roman"/>
+          <w:b w:val="0"/>
+          <w:i w:val="0"/>
+          <w:iCs/>
+          <w:sz w:val="21"/>
+        </w:rPr>
+        <w:t xml:space="preserve">C₂H₅ONa）作用下，一分子酯作为烯醇负离子进攻另一分子酯的羰基碳，经加成-消除机理形成</w:t>
+      </w:r>
+      <w:r>
+        <w:rPr>
+          <w:b w:val="0"/>
+          <w:i w:val="0"/>
+          <w:iCs/>
+          <w:sz w:val="21"/>
+        </w:rPr>
+        <w:t xml:space="preserve"> </w:t>
+      </w:r>
+      <w:r>
+        <w:rPr>
+          <w:rFonts w:hint="eastAsia" w:eastAsia="FangSong" w:ascii="Times New Roman" w:hAnsi="Times New Roman"/>
+          <w:b w:val="0"/>
+          <w:i w:val="0"/>
+          <w:iCs/>
+          <w:sz w:val="21"/>
+        </w:rPr>
+        <w:t xml:space="preserve">β-酮酸酯，并失去一分子醇（Wikimedia</w:t>
+      </w:r>
+      <w:r>
+        <w:rPr>
+          <w:b w:val="0"/>
+          <w:i w:val="0"/>
+          <w:iCs/>
+          <w:sz w:val="21"/>
+        </w:rPr>
+        <w:t xml:space="preserve"> </w:t>
+      </w:r>
+      <w:r>
+        <w:rPr>
+          <w:rFonts w:hint="eastAsia" w:eastAsia="FangSong" w:ascii="Times New Roman" w:hAnsi="Times New Roman"/>
+          <w:b w:val="0"/>
+          <w:i w:val="0"/>
+          <w:iCs/>
+          <w:sz w:val="21"/>
+        </w:rPr>
+        <w:t xml:space="preserve">Commons）</w:t>
       </w:r>
     </w:p>
     <w:p>
@@ -4138,7 +4408,7 @@
           <w:p>
             <w:pPr>
               <w:pStyle w:val="Compact"/>
-              <w:jc w:val="left"/>
+              <w:jc w:val="center"/>
             </w:pPr>
             <w:r>
               <w:rPr>
@@ -4154,7 +4424,7 @@
           <w:p>
             <w:pPr>
               <w:pStyle w:val="Compact"/>
-              <w:jc w:val="left"/>
+              <w:jc w:val="center"/>
             </w:pPr>
             <w:r>
               <w:rPr>
@@ -4170,7 +4440,7 @@
           <w:p>
             <w:pPr>
               <w:pStyle w:val="Compact"/>
-              <w:jc w:val="left"/>
+              <w:jc w:val="center"/>
             </w:pPr>
             <w:r>
               <w:rPr>
@@ -4188,7 +4458,7 @@
           <w:p>
             <w:pPr>
               <w:pStyle w:val="Compact"/>
-              <w:jc w:val="left"/>
+              <w:jc w:val="center"/>
             </w:pPr>
             <w:r>
               <w:rPr>
@@ -4203,7 +4473,7 @@
           <w:p>
             <w:pPr>
               <w:pStyle w:val="Compact"/>
-              <w:jc w:val="left"/>
+              <w:jc w:val="center"/>
             </w:pPr>
             <w:r>
               <w:rPr>
@@ -4218,7 +4488,7 @@
           <w:p>
             <w:pPr>
               <w:pStyle w:val="Compact"/>
-              <w:jc w:val="left"/>
+              <w:jc w:val="center"/>
             </w:pPr>
             <w:r>
               <w:rPr>
@@ -4235,7 +4505,7 @@
           <w:p>
             <w:pPr>
               <w:pStyle w:val="Compact"/>
-              <w:jc w:val="left"/>
+              <w:jc w:val="center"/>
             </w:pPr>
             <w:r>
               <w:rPr>
@@ -4250,7 +4520,7 @@
           <w:p>
             <w:pPr>
               <w:pStyle w:val="Compact"/>
-              <w:jc w:val="left"/>
+              <w:jc w:val="center"/>
             </w:pPr>
             <w:r>
               <w:rPr>
@@ -4265,7 +4535,7 @@
           <w:p>
             <w:pPr>
               <w:pStyle w:val="Compact"/>
-              <w:jc w:val="left"/>
+              <w:jc w:val="center"/>
             </w:pPr>
             <w:r>
               <w:rPr>
@@ -4282,7 +4552,7 @@
           <w:p>
             <w:pPr>
               <w:pStyle w:val="Compact"/>
-              <w:jc w:val="left"/>
+              <w:jc w:val="center"/>
             </w:pPr>
             <w:r>
               <w:rPr>
@@ -4297,7 +4567,7 @@
           <w:p>
             <w:pPr>
               <w:pStyle w:val="Compact"/>
-              <w:jc w:val="left"/>
+              <w:jc w:val="center"/>
             </w:pPr>
             <w:r>
               <w:rPr>
@@ -4312,7 +4582,7 @@
           <w:p>
             <w:pPr>
               <w:pStyle w:val="Compact"/>
-              <w:jc w:val="left"/>
+              <w:jc w:val="center"/>
             </w:pPr>
             <w:r>
               <w:rPr>
@@ -4329,7 +4599,7 @@
           <w:p>
             <w:pPr>
               <w:pStyle w:val="Compact"/>
-              <w:jc w:val="left"/>
+              <w:jc w:val="center"/>
             </w:pPr>
             <w:r>
               <w:rPr>
@@ -4344,7 +4614,7 @@
           <w:p>
             <w:pPr>
               <w:pStyle w:val="Compact"/>
-              <w:jc w:val="left"/>
+              <w:jc w:val="center"/>
             </w:pPr>
             <w:r>
               <w:rPr>
@@ -4359,7 +4629,7 @@
           <w:p>
             <w:pPr>
               <w:pStyle w:val="Compact"/>
-              <w:jc w:val="left"/>
+              <w:jc w:val="center"/>
             </w:pPr>
             <w:r>
               <w:rPr>
@@ -4371,8 +4641,8 @@
         </w:tc>
       </w:tr>
     </w:tbl>
-    <w:bookmarkEnd w:id="17"/>
-    <w:bookmarkStart w:id="18" w:name="β-二羰基化合物的特殊反应"/>
+    <w:bookmarkEnd w:id="23"/>
+    <w:bookmarkStart w:id="24" w:name="β-二羰基化合物的特殊反应"/>
     <w:p>
       <w:pPr>
         <w:pStyle w:val="Heading4"/>
@@ -4458,8 +4728,8 @@
         <w:t xml:space="preserve">：醛+含活泼亚甲基的化合物（丙二酸酯/乙酰乙酸酯）→α,β-不饱和化合物</w:t>
       </w:r>
     </w:p>
-    <w:bookmarkEnd w:id="18"/>
-    <w:bookmarkStart w:id="19" w:name="其他重要反应"/>
+    <w:bookmarkEnd w:id="24"/>
+    <w:bookmarkStart w:id="25" w:name="其他重要反应"/>
     <w:p>
       <w:pPr>
         <w:pStyle w:val="Heading4"/>
@@ -4768,12 +5038,6 @@
       <w:pPr>
         <w:pStyle w:val="BlockText"/>
       </w:pPr>
-      <w:r>
-        <w:t xml:space="preserve">💡</w:t>
-      </w:r>
-      <w:r>
-        <w:t xml:space="preserve"> </w:t>
-      </w:r>
       <w:r>
         <w:rPr>
           <w:rFonts w:hint="eastAsia" w:eastAsia="SimSun" w:ascii="Times New Roman" w:hAnsi="Times New Roman"/>
@@ -4796,10 +5060,10 @@
         </w:pict>
       </w:r>
     </w:p>
-    <w:bookmarkEnd w:id="19"/>
-    <w:bookmarkEnd w:id="20"/>
-    <w:bookmarkEnd w:id="21"/>
-    <w:bookmarkStart w:id="26" w:name="二规律与方法"/>
+    <w:bookmarkEnd w:id="25"/>
+    <w:bookmarkEnd w:id="26"/>
+    <w:bookmarkEnd w:id="27"/>
+    <w:bookmarkStart w:id="32" w:name="二规律与方法"/>
     <w:p>
       <w:pPr>
         <w:pStyle w:val="Heading2"/>
@@ -4811,7 +5075,7 @@
         <w:t xml:space="preserve">二、规律与方法</w:t>
       </w:r>
     </w:p>
-    <w:bookmarkStart w:id="22" w:name="羰基反应活性总表"/>
+    <w:bookmarkStart w:id="28" w:name="羰基反应活性总表"/>
     <w:p>
       <w:pPr>
         <w:pStyle w:val="Heading3"/>
@@ -4847,7 +5111,7 @@
           <w:p>
             <w:pPr>
               <w:pStyle w:val="Compact"/>
-              <w:jc w:val="left"/>
+              <w:jc w:val="center"/>
             </w:pPr>
             <w:r>
               <w:rPr>
@@ -4879,7 +5143,7 @@
           <w:p>
             <w:pPr>
               <w:pStyle w:val="Compact"/>
-              <w:jc w:val="left"/>
+              <w:jc w:val="center"/>
             </w:pPr>
             <w:r>
               <w:rPr>
@@ -4913,7 +5177,7 @@
           <w:p>
             <w:pPr>
               <w:pStyle w:val="Compact"/>
-              <w:jc w:val="left"/>
+              <w:jc w:val="center"/>
             </w:pPr>
             <w:r>
               <w:rPr>
@@ -4943,7 +5207,7 @@
           <w:p>
             <w:pPr>
               <w:pStyle w:val="Compact"/>
-              <w:jc w:val="left"/>
+              <w:jc w:val="center"/>
             </w:pPr>
             <w:r>
               <w:rPr>
@@ -4975,7 +5239,7 @@
           <w:p>
             <w:pPr>
               <w:pStyle w:val="Compact"/>
-              <w:jc w:val="left"/>
+              <w:jc w:val="center"/>
             </w:pPr>
             <w:r>
               <w:rPr>
@@ -5005,7 +5269,7 @@
           <w:p>
             <w:pPr>
               <w:pStyle w:val="Compact"/>
-              <w:jc w:val="left"/>
+              <w:jc w:val="center"/>
             </w:pPr>
             <w:r>
               <w:rPr>
@@ -5037,7 +5301,7 @@
           <w:p>
             <w:pPr>
               <w:pStyle w:val="Compact"/>
-              <w:jc w:val="left"/>
+              <w:jc w:val="center"/>
             </w:pPr>
             <w:r>
               <w:rPr>
@@ -5067,7 +5331,7 @@
           <w:p>
             <w:pPr>
               <w:pStyle w:val="Compact"/>
-              <w:jc w:val="left"/>
+              <w:jc w:val="center"/>
             </w:pPr>
             <w:r>
               <w:rPr>
@@ -5099,7 +5363,7 @@
           <w:p>
             <w:pPr>
               <w:pStyle w:val="Compact"/>
-              <w:jc w:val="left"/>
+              <w:jc w:val="center"/>
             </w:pPr>
             <w:r>
               <w:rPr>
@@ -5129,7 +5393,7 @@
           <w:p>
             <w:pPr>
               <w:pStyle w:val="Compact"/>
-              <w:jc w:val="left"/>
+              <w:jc w:val="center"/>
             </w:pPr>
             <w:r>
               <w:rPr>
@@ -5173,7 +5437,7 @@
           <w:p>
             <w:pPr>
               <w:pStyle w:val="Compact"/>
-              <w:jc w:val="left"/>
+              <w:jc w:val="center"/>
             </w:pPr>
             <w:r>
               <w:rPr>
@@ -5203,7 +5467,7 @@
           <w:p>
             <w:pPr>
               <w:pStyle w:val="Compact"/>
-              <w:jc w:val="left"/>
+              <w:jc w:val="center"/>
             </w:pPr>
             <w:r>
               <w:rPr>
@@ -5235,7 +5499,7 @@
           <w:p>
             <w:pPr>
               <w:pStyle w:val="Compact"/>
-              <w:jc w:val="left"/>
+              <w:jc w:val="center"/>
             </w:pPr>
             <w:r>
               <w:rPr>
@@ -5265,7 +5529,7 @@
           <w:p>
             <w:pPr>
               <w:pStyle w:val="Compact"/>
-              <w:jc w:val="left"/>
+              <w:jc w:val="center"/>
             </w:pPr>
             <w:r>
               <w:rPr>
@@ -5297,7 +5561,7 @@
           <w:p>
             <w:pPr>
               <w:pStyle w:val="Compact"/>
-              <w:jc w:val="left"/>
+              <w:jc w:val="center"/>
             </w:pPr>
             <w:r>
               <w:rPr>
@@ -5327,7 +5591,7 @@
           <w:p>
             <w:pPr>
               <w:pStyle w:val="Compact"/>
-              <w:jc w:val="left"/>
+              <w:jc w:val="center"/>
             </w:pPr>
             <w:r>
               <w:rPr>
@@ -5359,7 +5623,7 @@
           <w:p>
             <w:pPr>
               <w:pStyle w:val="Compact"/>
-              <w:jc w:val="left"/>
+              <w:jc w:val="center"/>
             </w:pPr>
             <w:r>
               <w:rPr>
@@ -5389,7 +5653,7 @@
           <w:p>
             <w:pPr>
               <w:pStyle w:val="Compact"/>
-              <w:jc w:val="left"/>
+              <w:jc w:val="center"/>
             </w:pPr>
             <w:r>
               <w:rPr>
@@ -5416,8 +5680,8 @@
         </w:tc>
       </w:tr>
     </w:tbl>
-    <w:bookmarkEnd w:id="22"/>
-    <w:bookmarkStart w:id="23" w:name="常见易错点"/>
+    <w:bookmarkEnd w:id="28"/>
+    <w:bookmarkStart w:id="29" w:name="常见易错点"/>
     <w:p>
       <w:pPr>
         <w:pStyle w:val="Heading3"/>
@@ -5436,12 +5700,6 @@
       <w:pPr>
         <w:pStyle w:val="BlockText"/>
       </w:pPr>
-      <w:r>
-        <w:t xml:space="preserve">⚠️</w:t>
-      </w:r>
-      <w:r>
-        <w:t xml:space="preserve"> </w:t>
-      </w:r>
       <w:r>
         <w:rPr>
           <w:rFonts w:hint="eastAsia" w:eastAsia="SimSun" w:ascii="Times New Roman" w:hAnsi="Times New Roman"/>
@@ -5476,12 +5734,6 @@
         <w:pStyle w:val="BlockText"/>
       </w:pPr>
       <w:r>
-        <w:t xml:space="preserve">⚠️</w:t>
-      </w:r>
-      <w:r>
-        <w:t xml:space="preserve"> </w:t>
-      </w:r>
-      <w:r>
         <w:rPr>
           <w:rFonts w:hint="eastAsia" w:eastAsia="SimSun" w:ascii="Times New Roman" w:hAnsi="Times New Roman"/>
           <w:b/>
@@ -5519,12 +5771,6 @@
         <w:pStyle w:val="BlockText"/>
       </w:pPr>
       <w:r>
-        <w:t xml:space="preserve">⚠️</w:t>
-      </w:r>
-      <w:r>
-        <w:t xml:space="preserve"> </w:t>
-      </w:r>
-      <w:r>
         <w:rPr>
           <w:rFonts w:hint="eastAsia" w:eastAsia="SimSun" w:ascii="Times New Roman" w:hAnsi="Times New Roman"/>
           <w:b/>
@@ -5544,12 +5790,6 @@
         <w:pStyle w:val="BlockText"/>
       </w:pPr>
       <w:r>
-        <w:t xml:space="preserve">⚠️</w:t>
-      </w:r>
-      <w:r>
-        <w:t xml:space="preserve"> </w:t>
-      </w:r>
-      <w:r>
         <w:rPr>
           <w:rFonts w:hint="eastAsia" w:eastAsia="SimSun" w:ascii="Times New Roman" w:hAnsi="Times New Roman"/>
           <w:b/>
@@ -5564,8 +5804,8 @@
         <w:t xml:space="preserve">：最优形成五/六元环。若有多种成环可能，优先选择取代基在热力学上更稳定的方向。</w:t>
       </w:r>
     </w:p>
-    <w:bookmarkEnd w:id="23"/>
-    <w:bookmarkStart w:id="24" w:name="方法技巧"/>
+    <w:bookmarkEnd w:id="29"/>
+    <w:bookmarkStart w:id="30" w:name="方法技巧"/>
     <w:p>
       <w:pPr>
         <w:pStyle w:val="Heading3"/>
@@ -5584,12 +5824,6 @@
       <w:pPr>
         <w:pStyle w:val="BlockText"/>
       </w:pPr>
-      <w:r>
-        <w:t xml:space="preserve">💡</w:t>
-      </w:r>
-      <w:r>
-        <w:t xml:space="preserve"> </w:t>
-      </w:r>
       <w:r>
         <w:rPr>
           <w:rFonts w:hint="eastAsia" w:eastAsia="SimSun" w:ascii="Times New Roman" w:hAnsi="Times New Roman"/>
@@ -5688,12 +5922,6 @@
         <w:pStyle w:val="BlockText"/>
       </w:pPr>
       <w:r>
-        <w:t xml:space="preserve">💡</w:t>
-      </w:r>
-      <w:r>
-        <w:t xml:space="preserve"> </w:t>
-      </w:r>
-      <w:r>
         <w:rPr>
           <w:rFonts w:hint="eastAsia" w:eastAsia="SimSun" w:ascii="Times New Roman" w:hAnsi="Times New Roman"/>
           <w:b/>
@@ -5736,12 +5964,6 @@
       <w:pPr>
         <w:pStyle w:val="BlockText"/>
       </w:pPr>
-      <w:r>
-        <w:t xml:space="preserve">💡</w:t>
-      </w:r>
-      <w:r>
-        <w:t xml:space="preserve"> </w:t>
-      </w:r>
       <w:r>
         <w:rPr>
           <w:rFonts w:hint="eastAsia" w:eastAsia="SimSun" w:ascii="Times New Roman" w:hAnsi="Times New Roman"/>
@@ -5842,8 +6064,8 @@
         </w:pict>
       </w:r>
     </w:p>
-    <w:bookmarkEnd w:id="24"/>
-    <w:bookmarkStart w:id="25" w:name="竞赛深化来自化学竞赛初赛讲义"/>
+    <w:bookmarkEnd w:id="30"/>
+    <w:bookmarkStart w:id="31" w:name="竞赛深化来自化学竞赛初赛讲义"/>
     <w:p>
       <w:pPr>
         <w:pStyle w:val="Heading3"/>
@@ -5940,7 +6162,7 @@
           <w:p>
             <w:pPr>
               <w:pStyle w:val="Compact"/>
-              <w:jc w:val="left"/>
+              <w:jc w:val="center"/>
             </w:pPr>
             <w:r>
               <w:rPr>
@@ -5956,7 +6178,7 @@
           <w:p>
             <w:pPr>
               <w:pStyle w:val="Compact"/>
-              <w:jc w:val="left"/>
+              <w:jc w:val="center"/>
             </w:pPr>
             <w:r>
               <w:rPr>
@@ -5972,7 +6194,7 @@
           <w:p>
             <w:pPr>
               <w:pStyle w:val="Compact"/>
-              <w:jc w:val="left"/>
+              <w:jc w:val="center"/>
             </w:pPr>
             <w:r>
               <w:rPr>
@@ -5988,7 +6210,7 @@
           <w:p>
             <w:pPr>
               <w:pStyle w:val="Compact"/>
-              <w:jc w:val="left"/>
+              <w:jc w:val="center"/>
             </w:pPr>
             <w:r>
               <w:rPr>
@@ -6006,7 +6228,7 @@
           <w:p>
             <w:pPr>
               <w:pStyle w:val="Compact"/>
-              <w:jc w:val="left"/>
+              <w:jc w:val="center"/>
             </w:pPr>
             <w:r>
               <w:rPr>
@@ -6021,7 +6243,7 @@
           <w:p>
             <w:pPr>
               <w:pStyle w:val="Compact"/>
-              <w:jc w:val="left"/>
+              <w:jc w:val="center"/>
             </w:pPr>
             <w:r>
               <w:rPr>
@@ -6036,7 +6258,7 @@
           <w:p>
             <w:pPr>
               <w:pStyle w:val="Compact"/>
-              <w:jc w:val="left"/>
+              <w:jc w:val="center"/>
             </w:pPr>
             <w:r>
               <w:rPr>
@@ -6051,7 +6273,7 @@
           <w:p>
             <w:pPr>
               <w:pStyle w:val="Compact"/>
-              <w:jc w:val="left"/>
+              <w:jc w:val="center"/>
             </w:pPr>
             <w:r>
               <w:rPr>
@@ -6068,7 +6290,7 @@
           <w:p>
             <w:pPr>
               <w:pStyle w:val="Compact"/>
-              <w:jc w:val="left"/>
+              <w:jc w:val="center"/>
             </w:pPr>
             <w:r>
               <w:rPr>
@@ -6083,7 +6305,7 @@
           <w:p>
             <w:pPr>
               <w:pStyle w:val="Compact"/>
-              <w:jc w:val="left"/>
+              <w:jc w:val="center"/>
             </w:pPr>
             <w:r>
               <w:rPr>
@@ -6098,7 +6320,7 @@
           <w:p>
             <w:pPr>
               <w:pStyle w:val="Compact"/>
-              <w:jc w:val="left"/>
+              <w:jc w:val="center"/>
             </w:pPr>
             <w:r>
               <w:rPr>
@@ -6113,7 +6335,7 @@
           <w:p>
             <w:pPr>
               <w:pStyle w:val="Compact"/>
-              <w:jc w:val="left"/>
+              <w:jc w:val="center"/>
             </w:pPr>
             <w:r>
               <w:rPr>
@@ -6130,7 +6352,7 @@
           <w:p>
             <w:pPr>
               <w:pStyle w:val="Compact"/>
-              <w:jc w:val="left"/>
+              <w:jc w:val="center"/>
             </w:pPr>
             <w:r>
               <w:rPr>
@@ -6145,7 +6367,7 @@
           <w:p>
             <w:pPr>
               <w:pStyle w:val="Compact"/>
-              <w:jc w:val="left"/>
+              <w:jc w:val="center"/>
             </w:pPr>
             <w:r>
               <w:rPr>
@@ -6160,7 +6382,7 @@
           <w:p>
             <w:pPr>
               <w:pStyle w:val="Compact"/>
-              <w:jc w:val="left"/>
+              <w:jc w:val="center"/>
             </w:pPr>
             <w:r>
               <w:rPr>
@@ -6175,7 +6397,7 @@
           <w:p>
             <w:pPr>
               <w:pStyle w:val="Compact"/>
-              <w:jc w:val="left"/>
+              <w:jc w:val="center"/>
             </w:pPr>
             <w:r>
               <w:rPr>
@@ -6192,7 +6414,7 @@
           <w:p>
             <w:pPr>
               <w:pStyle w:val="Compact"/>
-              <w:jc w:val="left"/>
+              <w:jc w:val="center"/>
             </w:pPr>
             <w:r>
               <w:rPr>
@@ -6207,7 +6429,7 @@
           <w:p>
             <w:pPr>
               <w:pStyle w:val="Compact"/>
-              <w:jc w:val="left"/>
+              <w:jc w:val="center"/>
             </w:pPr>
             <w:r>
               <w:rPr>
@@ -6222,7 +6444,7 @@
           <w:p>
             <w:pPr>
               <w:pStyle w:val="Compact"/>
-              <w:jc w:val="left"/>
+              <w:jc w:val="center"/>
             </w:pPr>
             <w:r>
               <w:rPr>
@@ -6237,7 +6459,7 @@
           <w:p>
             <w:pPr>
               <w:pStyle w:val="Compact"/>
-              <w:jc w:val="left"/>
+              <w:jc w:val="center"/>
             </w:pPr>
             <w:r>
               <w:rPr>
@@ -6254,7 +6476,7 @@
           <w:p>
             <w:pPr>
               <w:pStyle w:val="Compact"/>
-              <w:jc w:val="left"/>
+              <w:jc w:val="center"/>
             </w:pPr>
             <w:r>
               <w:rPr>
@@ -6269,7 +6491,7 @@
           <w:p>
             <w:pPr>
               <w:pStyle w:val="Compact"/>
-              <w:jc w:val="left"/>
+              <w:jc w:val="center"/>
             </w:pPr>
             <w:r>
               <w:rPr>
@@ -6284,7 +6506,7 @@
           <w:p>
             <w:pPr>
               <w:pStyle w:val="Compact"/>
-              <w:jc w:val="left"/>
+              <w:jc w:val="center"/>
             </w:pPr>
             <w:r>
               <w:rPr>
@@ -6299,7 +6521,7 @@
           <w:p>
             <w:pPr>
               <w:pStyle w:val="Compact"/>
-              <w:jc w:val="left"/>
+              <w:jc w:val="center"/>
             </w:pPr>
             <w:r>
               <w:rPr>
@@ -6465,9 +6687,9 @@
         </w:pict>
       </w:r>
     </w:p>
-    <w:bookmarkEnd w:id="25"/>
-    <w:bookmarkEnd w:id="26"/>
-    <w:bookmarkStart w:id="32" w:name="三典型例题"/>
+    <w:bookmarkEnd w:id="31"/>
+    <w:bookmarkEnd w:id="32"/>
+    <w:bookmarkStart w:id="38" w:name="三典型例题"/>
     <w:p>
       <w:pPr>
         <w:pStyle w:val="Heading2"/>
@@ -6479,7 +6701,7 @@
         <w:t xml:space="preserve">三、典型例题</w:t>
       </w:r>
     </w:p>
-    <w:bookmarkStart w:id="27" w:name="例1-亲核加成活性比较"/>
+    <w:bookmarkStart w:id="33" w:name="例1-亲核加成活性比较"/>
     <w:p>
       <w:pPr>
         <w:pStyle w:val="Heading3"/>
@@ -6643,8 +6865,8 @@
         </w:pict>
       </w:r>
     </w:p>
-    <w:bookmarkEnd w:id="27"/>
-    <w:bookmarkStart w:id="28" w:name="例2-羟醛缩合与交叉缩合"/>
+    <w:bookmarkEnd w:id="33"/>
+    <w:bookmarkStart w:id="34" w:name="例2-羟醛缩合与交叉缩合"/>
     <w:p>
       <w:pPr>
         <w:pStyle w:val="Heading3"/>
@@ -6802,8 +7024,8 @@
         </w:pict>
       </w:r>
     </w:p>
-    <w:bookmarkEnd w:id="28"/>
-    <w:bookmarkStart w:id="29" w:name="例3-酯的还原选择性"/>
+    <w:bookmarkEnd w:id="34"/>
+    <w:bookmarkStart w:id="35" w:name="例3-酯的还原选择性"/>
     <w:p>
       <w:pPr>
         <w:pStyle w:val="Heading3"/>
@@ -6985,8 +7207,8 @@
         </w:pict>
       </w:r>
     </w:p>
-    <w:bookmarkEnd w:id="29"/>
-    <w:bookmarkStart w:id="30" w:name="例4-乙酰乙酸乙酯的合成应用"/>
+    <w:bookmarkEnd w:id="35"/>
+    <w:bookmarkStart w:id="36" w:name="例4-乙酰乙酸乙酯的合成应用"/>
     <w:p>
       <w:pPr>
         <w:pStyle w:val="Heading3"/>
@@ -7162,8 +7384,8 @@
         </w:pict>
       </w:r>
     </w:p>
-    <w:bookmarkEnd w:id="30"/>
-    <w:bookmarkStart w:id="31" w:name="例5-michael加成与robinson增环"/>
+    <w:bookmarkEnd w:id="36"/>
+    <w:bookmarkStart w:id="37" w:name="例5-michael加成与robinson增环"/>
     <w:p>
       <w:pPr>
         <w:pStyle w:val="Heading3"/>
@@ -7360,9 +7582,9 @@
         </w:pict>
       </w:r>
     </w:p>
-    <w:bookmarkEnd w:id="31"/>
-    <w:bookmarkEnd w:id="32"/>
-    <w:bookmarkStart w:id="33" w:name="四拓展与联系"/>
+    <w:bookmarkEnd w:id="37"/>
+    <w:bookmarkEnd w:id="38"/>
+    <w:bookmarkStart w:id="39" w:name="四拓展与联系"/>
     <w:p>
       <w:pPr>
         <w:pStyle w:val="Heading2"/>
@@ -7453,8 +7675,8 @@
         </w:pict>
       </w:r>
     </w:p>
-    <w:bookmarkEnd w:id="33"/>
-    <w:bookmarkStart w:id="34" w:name="五本节总结速查"/>
+    <w:bookmarkEnd w:id="39"/>
+    <w:bookmarkStart w:id="40" w:name="五本节总结速查"/>
     <w:p>
       <w:pPr>
         <w:pStyle w:val="Heading2"/>
@@ -7489,7 +7711,7 @@
           <w:p>
             <w:pPr>
               <w:pStyle w:val="Compact"/>
-              <w:jc w:val="left"/>
+              <w:jc w:val="center"/>
             </w:pPr>
             <w:r>
               <w:rPr>
@@ -7505,7 +7727,7 @@
           <w:p>
             <w:pPr>
               <w:pStyle w:val="Compact"/>
-              <w:jc w:val="left"/>
+              <w:jc w:val="center"/>
             </w:pPr>
             <w:r>
               <w:rPr>
@@ -7521,7 +7743,7 @@
           <w:p>
             <w:pPr>
               <w:pStyle w:val="Compact"/>
-              <w:jc w:val="left"/>
+              <w:jc w:val="center"/>
             </w:pPr>
             <w:r>
               <w:rPr>
@@ -7537,7 +7759,7 @@
           <w:p>
             <w:pPr>
               <w:pStyle w:val="Compact"/>
-              <w:jc w:val="left"/>
+              <w:jc w:val="center"/>
             </w:pPr>
             <w:r>
               <w:rPr>
@@ -7571,7 +7793,7 @@
           <w:p>
             <w:pPr>
               <w:pStyle w:val="Compact"/>
-              <w:jc w:val="left"/>
+              <w:jc w:val="center"/>
             </w:pPr>
             <w:r>
               <w:rPr>
@@ -7586,7 +7808,7 @@
           <w:p>
             <w:pPr>
               <w:pStyle w:val="Compact"/>
-              <w:jc w:val="left"/>
+              <w:jc w:val="center"/>
             </w:pPr>
             <w:r>
               <w:rPr>
@@ -7607,7 +7829,7 @@
           <w:p>
             <w:pPr>
               <w:pStyle w:val="Compact"/>
-              <w:jc w:val="left"/>
+              <w:jc w:val="center"/>
             </w:pPr>
             <w:r>
               <w:rPr>
@@ -7622,7 +7844,7 @@
           <w:p>
             <w:pPr>
               <w:pStyle w:val="Compact"/>
-              <w:jc w:val="left"/>
+              <w:jc w:val="center"/>
             </w:pPr>
             <w:r>
               <w:rPr>
@@ -7654,7 +7876,7 @@
           <w:p>
             <w:pPr>
               <w:pStyle w:val="Compact"/>
-              <w:jc w:val="left"/>
+              <w:jc w:val="center"/>
             </w:pPr>
             <w:r>
               <w:rPr>
@@ -7669,7 +7891,7 @@
           <w:p>
             <w:pPr>
               <w:pStyle w:val="Compact"/>
-              <w:jc w:val="left"/>
+              <w:jc w:val="center"/>
             </w:pPr>
             <w:r>
               <w:rPr>
@@ -7690,7 +7912,7 @@
           <w:p>
             <w:pPr>
               <w:pStyle w:val="Compact"/>
-              <w:jc w:val="left"/>
+              <w:jc w:val="center"/>
             </w:pPr>
             <w:r>
               <w:rPr>
@@ -7705,7 +7927,7 @@
           <w:p>
             <w:pPr>
               <w:pStyle w:val="Compact"/>
-              <w:jc w:val="left"/>
+              <w:jc w:val="center"/>
             </w:pPr>
             <w:r>
               <w:rPr>
@@ -7737,7 +7959,7 @@
           <w:p>
             <w:pPr>
               <w:pStyle w:val="Compact"/>
-              <w:jc w:val="left"/>
+              <w:jc w:val="center"/>
             </w:pPr>
             <w:r>
               <w:rPr>
@@ -7752,7 +7974,7 @@
           <w:p>
             <w:pPr>
               <w:pStyle w:val="Compact"/>
-              <w:jc w:val="left"/>
+              <w:jc w:val="center"/>
             </w:pPr>
             <w:r>
               <w:rPr>
@@ -7773,7 +7995,7 @@
           <w:p>
             <w:pPr>
               <w:pStyle w:val="Compact"/>
-              <w:jc w:val="left"/>
+              <w:jc w:val="center"/>
             </w:pPr>
             <w:r>
               <w:rPr>
@@ -7788,7 +8010,7 @@
           <w:p>
             <w:pPr>
               <w:pStyle w:val="Compact"/>
-              <w:jc w:val="left"/>
+              <w:jc w:val="center"/>
             </w:pPr>
             <w:r>
               <w:rPr>
@@ -7820,7 +8042,7 @@
           <w:p>
             <w:pPr>
               <w:pStyle w:val="Compact"/>
-              <w:jc w:val="left"/>
+              <w:jc w:val="center"/>
             </w:pPr>
             <w:r>
               <w:rPr>
@@ -7835,7 +8057,7 @@
           <w:p>
             <w:pPr>
               <w:pStyle w:val="Compact"/>
-              <w:jc w:val="left"/>
+              <w:jc w:val="center"/>
             </w:pPr>
             <w:r>
               <w:rPr>
@@ -7856,7 +8078,7 @@
           <w:p>
             <w:pPr>
               <w:pStyle w:val="Compact"/>
-              <w:jc w:val="left"/>
+              <w:jc w:val="center"/>
             </w:pPr>
             <w:r>
               <w:rPr>
@@ -7871,7 +8093,7 @@
           <w:p>
             <w:pPr>
               <w:pStyle w:val="Compact"/>
-              <w:jc w:val="left"/>
+              <w:jc w:val="center"/>
             </w:pPr>
             <w:r>
               <w:rPr>
@@ -7903,7 +8125,7 @@
           <w:p>
             <w:pPr>
               <w:pStyle w:val="Compact"/>
-              <w:jc w:val="left"/>
+              <w:jc w:val="center"/>
             </w:pPr>
             <w:r>
               <w:rPr>
@@ -7918,7 +8140,7 @@
           <w:p>
             <w:pPr>
               <w:pStyle w:val="Compact"/>
-              <w:jc w:val="left"/>
+              <w:jc w:val="center"/>
             </w:pPr>
             <w:r>
               <w:rPr>
@@ -7945,7 +8167,7 @@
           <w:p>
             <w:pPr>
               <w:pStyle w:val="Compact"/>
-              <w:jc w:val="left"/>
+              <w:jc w:val="center"/>
             </w:pPr>
             <w:r>
               <w:rPr>
@@ -7960,7 +8182,7 @@
           <w:p>
             <w:pPr>
               <w:pStyle w:val="Compact"/>
-              <w:jc w:val="left"/>
+              <w:jc w:val="center"/>
             </w:pPr>
             <w:r>
               <w:rPr>
@@ -7992,7 +8214,7 @@
           <w:p>
             <w:pPr>
               <w:pStyle w:val="Compact"/>
-              <w:jc w:val="left"/>
+              <w:jc w:val="center"/>
             </w:pPr>
             <w:r>
               <w:rPr>
@@ -8007,7 +8229,7 @@
           <w:p>
             <w:pPr>
               <w:pStyle w:val="Compact"/>
-              <w:jc w:val="left"/>
+              <w:jc w:val="center"/>
             </w:pPr>
             <w:r>
               <w:rPr>
@@ -8022,7 +8244,7 @@
           <w:p>
             <w:pPr>
               <w:pStyle w:val="Compact"/>
-              <w:jc w:val="left"/>
+              <w:jc w:val="center"/>
             </w:pPr>
             <w:r>
               <w:rPr>
@@ -8037,7 +8259,7 @@
           <w:p>
             <w:pPr>
               <w:pStyle w:val="Compact"/>
-              <w:jc w:val="left"/>
+              <w:jc w:val="center"/>
             </w:pPr>
             <w:r>
               <w:rPr>
@@ -8069,7 +8291,7 @@
           <w:p>
             <w:pPr>
               <w:pStyle w:val="Compact"/>
-              <w:jc w:val="left"/>
+              <w:jc w:val="center"/>
             </w:pPr>
             <w:r>
               <w:rPr>
@@ -8084,7 +8306,7 @@
           <w:p>
             <w:pPr>
               <w:pStyle w:val="Compact"/>
-              <w:jc w:val="left"/>
+              <w:jc w:val="center"/>
             </w:pPr>
             <w:r>
               <w:rPr>
@@ -8111,7 +8333,7 @@
           <w:p>
             <w:pPr>
               <w:pStyle w:val="Compact"/>
-              <w:jc w:val="left"/>
+              <w:jc w:val="center"/>
             </w:pPr>
             <w:r>
               <w:rPr>
@@ -8126,7 +8348,7 @@
           <w:p>
             <w:pPr>
               <w:pStyle w:val="Compact"/>
-              <w:jc w:val="left"/>
+              <w:jc w:val="center"/>
             </w:pPr>
             <w:r>
               <w:rPr>
@@ -8158,7 +8380,7 @@
           <w:p>
             <w:pPr>
               <w:pStyle w:val="Compact"/>
-              <w:jc w:val="left"/>
+              <w:jc w:val="center"/>
             </w:pPr>
             <w:r>
               <w:rPr>
@@ -8173,7 +8395,7 @@
           <w:p>
             <w:pPr>
               <w:pStyle w:val="Compact"/>
-              <w:jc w:val="left"/>
+              <w:jc w:val="center"/>
             </w:pPr>
             <w:r>
               <w:rPr>
@@ -8200,7 +8422,7 @@
           <w:p>
             <w:pPr>
               <w:pStyle w:val="Compact"/>
-              <w:jc w:val="left"/>
+              <w:jc w:val="center"/>
             </w:pPr>
             <w:r>
               <w:rPr>
@@ -8215,7 +8437,7 @@
           <w:p>
             <w:pPr>
               <w:pStyle w:val="Compact"/>
-              <w:jc w:val="left"/>
+              <w:jc w:val="center"/>
             </w:pPr>
             <w:r>
               <w:rPr>
@@ -8247,7 +8469,7 @@
           <w:p>
             <w:pPr>
               <w:pStyle w:val="Compact"/>
-              <w:jc w:val="left"/>
+              <w:jc w:val="center"/>
             </w:pPr>
             <w:r>
               <w:rPr>
@@ -8262,7 +8484,7 @@
           <w:p>
             <w:pPr>
               <w:pStyle w:val="Compact"/>
-              <w:jc w:val="left"/>
+              <w:jc w:val="center"/>
             </w:pPr>
             <w:r>
               <w:rPr>
@@ -8277,7 +8499,7 @@
           <w:p>
             <w:pPr>
               <w:pStyle w:val="Compact"/>
-              <w:jc w:val="left"/>
+              <w:jc w:val="center"/>
             </w:pPr>
             <w:r>
               <w:rPr>
@@ -8292,7 +8514,7 @@
           <w:p>
             <w:pPr>
               <w:pStyle w:val="Compact"/>
-              <w:jc w:val="left"/>
+              <w:jc w:val="center"/>
             </w:pPr>
             <w:r>
               <w:rPr>
@@ -8324,7 +8546,7 @@
           <w:p>
             <w:pPr>
               <w:pStyle w:val="Compact"/>
-              <w:jc w:val="left"/>
+              <w:jc w:val="center"/>
             </w:pPr>
             <w:r>
               <w:rPr>
@@ -8339,7 +8561,7 @@
           <w:p>
             <w:pPr>
               <w:pStyle w:val="Compact"/>
-              <w:jc w:val="left"/>
+              <w:jc w:val="center"/>
             </w:pPr>
             <w:r>
               <w:rPr>
@@ -8354,7 +8576,7 @@
           <w:p>
             <w:pPr>
               <w:pStyle w:val="Compact"/>
-              <w:jc w:val="left"/>
+              <w:jc w:val="center"/>
             </w:pPr>
             <w:r>
               <w:rPr>
@@ -8369,7 +8591,7 @@
           <w:p>
             <w:pPr>
               <w:pStyle w:val="Compact"/>
-              <w:jc w:val="left"/>
+              <w:jc w:val="center"/>
             </w:pPr>
             <w:r>
               <w:rPr>
@@ -8401,7 +8623,7 @@
           <w:p>
             <w:pPr>
               <w:pStyle w:val="Compact"/>
-              <w:jc w:val="left"/>
+              <w:jc w:val="center"/>
             </w:pPr>
             <w:r>
               <w:rPr>
@@ -8416,7 +8638,7 @@
           <w:p>
             <w:pPr>
               <w:pStyle w:val="Compact"/>
-              <w:jc w:val="left"/>
+              <w:jc w:val="center"/>
             </w:pPr>
             <w:r>
               <w:rPr>
@@ -8431,7 +8653,7 @@
           <w:p>
             <w:pPr>
               <w:pStyle w:val="Compact"/>
-              <w:jc w:val="left"/>
+              <w:jc w:val="center"/>
             </w:pPr>
             <w:r>
               <w:rPr>
@@ -8446,7 +8668,7 @@
           <w:p>
             <w:pPr>
               <w:pStyle w:val="Compact"/>
-              <w:jc w:val="left"/>
+              <w:jc w:val="center"/>
             </w:pPr>
             <w:r>
               <w:rPr>
@@ -8478,7 +8700,7 @@
           <w:p>
             <w:pPr>
               <w:pStyle w:val="Compact"/>
-              <w:jc w:val="left"/>
+              <w:jc w:val="center"/>
             </w:pPr>
             <w:r>
               <w:rPr>
@@ -8493,7 +8715,7 @@
           <w:p>
             <w:pPr>
               <w:pStyle w:val="Compact"/>
-              <w:jc w:val="left"/>
+              <w:jc w:val="center"/>
             </w:pPr>
             <w:r>
               <w:rPr>
@@ -8520,7 +8742,7 @@
           <w:p>
             <w:pPr>
               <w:pStyle w:val="Compact"/>
-              <w:jc w:val="left"/>
+              <w:jc w:val="center"/>
             </w:pPr>
             <w:r>
               <w:rPr>
@@ -8535,7 +8757,7 @@
           <w:p>
             <w:pPr>
               <w:pStyle w:val="Compact"/>
-              <w:jc w:val="left"/>
+              <w:jc w:val="center"/>
             </w:pPr>
             <w:r>
               <w:rPr>
@@ -8569,8 +8791,8 @@
         </w:pict>
       </w:r>
     </w:p>
-    <w:bookmarkEnd w:id="34"/>
-    <w:bookmarkStart w:id="38" w:name="六练习题"/>
+    <w:bookmarkEnd w:id="40"/>
+    <w:bookmarkStart w:id="44" w:name="六练习题"/>
     <w:p>
       <w:pPr>
         <w:pStyle w:val="Heading2"/>
@@ -8582,7 +8804,7 @@
         <w:t xml:space="preserve">六、练习题</w:t>
       </w:r>
     </w:p>
-    <w:bookmarkStart w:id="35" w:name="基础巩固"/>
+    <w:bookmarkStart w:id="41" w:name="基础巩固"/>
     <w:p>
       <w:pPr>
         <w:pStyle w:val="Heading3"/>
@@ -8693,8 +8915,8 @@
         <w:t xml:space="preserve">鉴别：如何用化学方法区分丁醛和丁酮？</w:t>
       </w:r>
     </w:p>
-    <w:bookmarkEnd w:id="35"/>
-    <w:bookmarkStart w:id="36" w:name="提高训练"/>
+    <w:bookmarkEnd w:id="41"/>
+    <w:bookmarkStart w:id="42" w:name="提高训练"/>
     <w:p>
       <w:pPr>
         <w:pStyle w:val="Heading3"/>
@@ -8805,8 +9027,8 @@
         <w:t xml:space="preserve">4-甲基-2-戊酮。</w:t>
       </w:r>
     </w:p>
-    <w:bookmarkEnd w:id="36"/>
-    <w:bookmarkStart w:id="37" w:name="挑战"/>
+    <w:bookmarkEnd w:id="42"/>
+    <w:bookmarkStart w:id="43" w:name="挑战"/>
     <w:p>
       <w:pPr>
         <w:pStyle w:val="Heading3"/>
@@ -8878,9 +9100,9 @@
         <w:t xml:space="preserve">B(C₁₀H₁₈O₄)，B在C₂H₅ONa作用下发生分子内缩合→C。写出A、B、C的结构并解释。</w:t>
       </w:r>
     </w:p>
-    <w:bookmarkEnd w:id="37"/>
-    <w:bookmarkEnd w:id="38"/>
-    <w:bookmarkEnd w:id="39"/>
+    <w:bookmarkEnd w:id="43"/>
+    <w:bookmarkEnd w:id="44"/>
+    <w:bookmarkEnd w:id="45"/>
     <w:sectPr>
       <w:footerReference w:type="default" r:id="rId9"/>
       <w:footnotePr>

--- a/06-学生侧材料/讲义/2026-06-23-醛酮羧酸.docx
+++ b/06-学生侧材料/讲义/2026-06-23-醛酮羧酸.docx
@@ -420,8 +420,15 @@
     </w:p>
     <w:p>
       <w:pPr>
-        <w:pStyle w:val="BlockText"/>
-      </w:pPr>
+        <w:pStyle w:val="BodyText"/>
+      </w:pPr>
+      <w:r>
+        <w:rPr>
+          <w:b/>
+          <w:bCs/>
+        </w:rPr>
+        <w:t xml:space="preserve">💡 </w:t>
+      </w:r>
       <w:r>
         <w:rPr>
           <w:rFonts w:hint="eastAsia" w:eastAsia="SimSun" w:ascii="Times New Roman" w:hAnsi="Times New Roman"/>
@@ -741,8 +748,11 @@
     </w:p>
     <w:p>
       <w:pPr>
-        <w:pStyle w:val="BlockText"/>
-      </w:pPr>
+        <w:pStyle w:val="BodyText"/>
+      </w:pPr>
+      <w:r>
+        <w:t xml:space="preserve">💡 </w:t>
+      </w:r>
       <w:r>
         <w:rPr>
           <w:rFonts w:hint="eastAsia" w:eastAsia="SimSun" w:ascii="Times New Roman" w:hAnsi="Times New Roman"/>
@@ -1765,8 +1775,14 @@
     </w:tbl>
     <w:p>
       <w:pPr>
-        <w:pStyle w:val="BlockText"/>
-      </w:pPr>
+        <w:pStyle w:val="BodyText"/>
+      </w:pPr>
+      <w:r>
+        <w:t xml:space="preserve">⚠️</w:t>
+      </w:r>
+      <w:r>
+        <w:t xml:space="preserve"> </w:t>
+      </w:r>
       <w:r>
         <w:rPr>
           <w:rFonts w:hint="eastAsia" w:eastAsia="SimSun" w:ascii="Times New Roman" w:hAnsi="Times New Roman"/>
@@ -1834,7 +1850,7 @@
     </w:p>
     <w:p>
       <w:pPr>
-        <w:pStyle w:val="FirstParagraph"/>
+        <w:pStyle w:val="BodyText"/>
       </w:pPr>
       <w:r>
         <w:rPr>
@@ -2042,8 +2058,15 @@
     </w:tbl>
     <w:p>
       <w:pPr>
-        <w:pStyle w:val="BlockText"/>
-      </w:pPr>
+        <w:pStyle w:val="BodyText"/>
+      </w:pPr>
+      <w:r>
+        <w:rPr>
+          <w:b/>
+          <w:bCs/>
+        </w:rPr>
+        <w:t xml:space="preserve">💡 </w:t>
+      </w:r>
       <w:r>
         <w:rPr>
           <w:rFonts w:hint="eastAsia" w:eastAsia="SimSun" w:ascii="Times New Roman" w:hAnsi="Times New Roman"/>
@@ -2952,8 +2975,14 @@
     </w:tbl>
     <w:p>
       <w:pPr>
-        <w:pStyle w:val="BlockText"/>
-      </w:pPr>
+        <w:pStyle w:val="BodyText"/>
+      </w:pPr>
+      <w:r>
+        <w:t xml:space="preserve">⚠️</w:t>
+      </w:r>
+      <w:r>
+        <w:t xml:space="preserve"> </w:t>
+      </w:r>
       <w:r>
         <w:rPr>
           <w:rFonts w:hint="eastAsia" w:eastAsia="SimSun" w:ascii="Times New Roman" w:hAnsi="Times New Roman"/>
@@ -3683,8 +3712,15 @@
     </w:tbl>
     <w:p>
       <w:pPr>
-        <w:pStyle w:val="BlockText"/>
-      </w:pPr>
+        <w:pStyle w:val="BodyText"/>
+      </w:pPr>
+      <w:r>
+        <w:rPr>
+          <w:b/>
+          <w:bCs/>
+        </w:rPr>
+        <w:t xml:space="preserve">💡 </w:t>
+      </w:r>
       <w:r>
         <w:rPr>
           <w:rFonts w:hint="eastAsia" w:eastAsia="SimSun" w:ascii="Times New Roman" w:hAnsi="Times New Roman"/>
@@ -3702,7 +3738,7 @@
     </w:p>
     <w:p>
       <w:pPr>
-        <w:pStyle w:val="FirstParagraph"/>
+        <w:pStyle w:val="BodyText"/>
       </w:pPr>
       <w:r>
         <w:rPr>
@@ -5036,8 +5072,15 @@
     </w:p>
     <w:p>
       <w:pPr>
-        <w:pStyle w:val="BlockText"/>
-      </w:pPr>
+        <w:pStyle w:val="BodyText"/>
+      </w:pPr>
+      <w:r>
+        <w:rPr>
+          <w:b/>
+          <w:bCs/>
+        </w:rPr>
+        <w:t xml:space="preserve">💡 </w:t>
+      </w:r>
       <w:r>
         <w:rPr>
           <w:rFonts w:hint="eastAsia" w:eastAsia="SimSun" w:ascii="Times New Roman" w:hAnsi="Times New Roman"/>
@@ -5698,8 +5741,14 @@
     </w:p>
     <w:p>
       <w:pPr>
-        <w:pStyle w:val="BlockText"/>
-      </w:pPr>
+        <w:pStyle w:val="FirstParagraph"/>
+      </w:pPr>
+      <w:r>
+        <w:t xml:space="preserve">⚠️</w:t>
+      </w:r>
+      <w:r>
+        <w:t xml:space="preserve"> </w:t>
+      </w:r>
       <w:r>
         <w:rPr>
           <w:rFonts w:hint="eastAsia" w:eastAsia="SimSun" w:ascii="Times New Roman" w:hAnsi="Times New Roman"/>
@@ -5731,8 +5780,14 @@
     </w:p>
     <w:p>
       <w:pPr>
-        <w:pStyle w:val="BlockText"/>
-      </w:pPr>
+        <w:pStyle w:val="BodyText"/>
+      </w:pPr>
+      <w:r>
+        <w:t xml:space="preserve">⚠️</w:t>
+      </w:r>
+      <w:r>
+        <w:t xml:space="preserve"> </w:t>
+      </w:r>
       <w:r>
         <w:rPr>
           <w:rFonts w:hint="eastAsia" w:eastAsia="SimSun" w:ascii="Times New Roman" w:hAnsi="Times New Roman"/>
@@ -5768,8 +5823,14 @@
     </w:p>
     <w:p>
       <w:pPr>
-        <w:pStyle w:val="BlockText"/>
-      </w:pPr>
+        <w:pStyle w:val="BodyText"/>
+      </w:pPr>
+      <w:r>
+        <w:t xml:space="preserve">⚠️</w:t>
+      </w:r>
+      <w:r>
+        <w:t xml:space="preserve"> </w:t>
+      </w:r>
       <w:r>
         <w:rPr>
           <w:rFonts w:hint="eastAsia" w:eastAsia="SimSun" w:ascii="Times New Roman" w:hAnsi="Times New Roman"/>
@@ -5787,8 +5848,14 @@
     </w:p>
     <w:p>
       <w:pPr>
-        <w:pStyle w:val="BlockText"/>
-      </w:pPr>
+        <w:pStyle w:val="BodyText"/>
+      </w:pPr>
+      <w:r>
+        <w:t xml:space="preserve">⚠️</w:t>
+      </w:r>
+      <w:r>
+        <w:t xml:space="preserve"> </w:t>
+      </w:r>
       <w:r>
         <w:rPr>
           <w:rFonts w:hint="eastAsia" w:eastAsia="SimSun" w:ascii="Times New Roman" w:hAnsi="Times New Roman"/>
@@ -5822,8 +5889,15 @@
     </w:p>
     <w:p>
       <w:pPr>
-        <w:pStyle w:val="BlockText"/>
-      </w:pPr>
+        <w:pStyle w:val="FirstParagraph"/>
+      </w:pPr>
+      <w:r>
+        <w:rPr>
+          <w:b/>
+          <w:bCs/>
+        </w:rPr>
+        <w:t xml:space="preserve">💡 </w:t>
+      </w:r>
       <w:r>
         <w:rPr>
           <w:rFonts w:hint="eastAsia" w:eastAsia="SimSun" w:ascii="Times New Roman" w:hAnsi="Times New Roman"/>
@@ -5919,8 +5993,15 @@
     </w:p>
     <w:p>
       <w:pPr>
-        <w:pStyle w:val="BlockText"/>
-      </w:pPr>
+        <w:pStyle w:val="BodyText"/>
+      </w:pPr>
+      <w:r>
+        <w:rPr>
+          <w:b/>
+          <w:bCs/>
+        </w:rPr>
+        <w:t xml:space="preserve">💡 </w:t>
+      </w:r>
       <w:r>
         <w:rPr>
           <w:rFonts w:hint="eastAsia" w:eastAsia="SimSun" w:ascii="Times New Roman" w:hAnsi="Times New Roman"/>
@@ -5962,8 +6043,15 @@
     </w:p>
     <w:p>
       <w:pPr>
-        <w:pStyle w:val="BlockText"/>
-      </w:pPr>
+        <w:pStyle w:val="BodyText"/>
+      </w:pPr>
+      <w:r>
+        <w:rPr>
+          <w:b/>
+          <w:bCs/>
+        </w:rPr>
+        <w:t xml:space="preserve">💡 </w:t>
+      </w:r>
       <w:r>
         <w:rPr>
           <w:rFonts w:hint="eastAsia" w:eastAsia="SimSun" w:ascii="Times New Roman" w:hAnsi="Times New Roman"/>
